--- a/ExploratoryDataAnalysis/Project_CoNVO_Statement.docx
+++ b/ExploratoryDataAnalysis/Project_CoNVO_Statement.docx
@@ -27,8 +27,13 @@
           <w:numId w:val="1"/>
         </w:numPr>
       </w:pPr>
-      <w:r>
-        <w:t>Want to identify flights that have high risk of being delayed</w:t>
+      <w:proofErr w:type="gramStart"/>
+      <w:r>
+        <w:t>Want</w:t>
+      </w:r>
+      <w:proofErr w:type="gramEnd"/>
+      <w:r>
+        <w:t xml:space="preserve"> to identify flights that have high risk of being delayed</w:t>
       </w:r>
     </w:p>
     <w:p>
@@ -46,6 +51,12 @@
     <w:p/>
     <w:p>
       <w:r>
+        <w:t>United airlines network planning team schedules flights up to years in advance. They are attempting to</w:t>
+      </w:r>
+    </w:p>
+    <w:p/>
+    <w:p>
+      <w:r>
         <w:t>N</w:t>
       </w:r>
     </w:p>
@@ -86,6 +97,8 @@
       </w:r>
     </w:p>
     <w:p/>
+    <w:p/>
+    <w:p/>
     <w:p>
       <w:r>
         <w:t>V</w:t>
@@ -128,6 +141,8 @@
       </w:r>
     </w:p>
     <w:p/>
+    <w:p/>
+    <w:p/>
     <w:p>
       <w:r>
         <w:t>O</w:t>
@@ -157,6 +172,8 @@
         <w:t>If successful, this will be run for every inbound flight and reported to operating centers at arrival stations</w:t>
       </w:r>
     </w:p>
+    <w:p/>
+    <w:p/>
     <w:sectPr>
       <w:pgSz w:w="12240" w:h="15840"/>
       <w:pgMar w:top="1440" w:right="1440" w:bottom="1440" w:left="1440" w:header="720" w:footer="720" w:gutter="0"/>
